--- a/templates/pl1-7.docx
+++ b/templates/pl1-7.docx
@@ -1756,6 +1756,9 @@
                 <w:b/>
               </w:rPr>
             </w:pPr>
+            <w:r>
+              <w:t>{#codong}{stt}</w:t>
+            </w:r>
           </w:p>
         </w:tc>
         <w:tc>
@@ -1772,6 +1775,9 @@
                 <w:b/>
               </w:rPr>
             </w:pPr>
+            <w:r>
+              <w:t>{ten}</w:t>
+            </w:r>
           </w:p>
         </w:tc>
         <w:tc>
@@ -1820,6 +1826,9 @@
                 <w:b/>
               </w:rPr>
             </w:pPr>
+            <w:r>
+              <w:t>{cccd}</w:t>
+            </w:r>
           </w:p>
         </w:tc>
         <w:tc>
@@ -1884,6 +1893,9 @@
                 <w:b/>
               </w:rPr>
             </w:pPr>
+            <w:r>
+              <w:t>{cp}</w:t>
+            </w:r>
           </w:p>
         </w:tc>
         <w:tc>
@@ -1916,6 +1928,9 @@
                 <w:b/>
               </w:rPr>
             </w:pPr>
+            <w:r>
+              <w:t>{tyle}</w:t>
+            </w:r>
           </w:p>
         </w:tc>
         <w:tc>
@@ -2044,6 +2059,9 @@
                 <w:b/>
               </w:rPr>
             </w:pPr>
+            <w:r>
+              <w:t>{/codong}</w:t>
+            </w:r>
           </w:p>
         </w:tc>
       </w:tr>
